--- a/Desarrollo de Documentacion/1.1.Analisis_de_Caso_Scrum.docx
+++ b/Desarrollo de Documentacion/1.1.Analisis_de_Caso_Scrum.docx
@@ -100,7 +100,7 @@
           <w:szCs w:val="24"/>
           <w:rtl w:val="0"/>
         </w:rPr>
-        <w:t xml:space="preserve">Proyecto LifeGrid B'UP: </w:t>
+        <w:t xml:space="preserve">Proyecto LifeGuard B'UP: </w:t>
       </w:r>
     </w:p>
     <w:p>
@@ -219,9 +219,14 @@
       </w:r>
       <w:r>
         <w:rPr>
-          <w:rtl w:val="0"/>
-        </w:rPr>
-        <w:t xml:space="preserve">LifeGrid B'UP</w:t>
+          <w:i w:val="1"/>
+          <w:iCs w:val="1"/>
+          <w:color w:val="595959"/>
+          <w:sz w:val="24"/>
+          <w:szCs w:val="24"/>
+          <w:rtl w:val="0"/>
+        </w:rPr>
+        <w:t xml:space="preserve">LifeGuard B'UP</w:t>
       </w:r>
       <w:r>
         <w:rPr>
@@ -314,7 +319,7 @@
     </w:p>
     <w:sdt>
       <w:sdtPr>
-        <w:id w:val="-343813296"/>
+        <w:id w:val="611843645"/>
         <w:docPartObj>
           <w:docPartGallery w:val="Table of Contents"/>
           <w:docPartUnique w:val="1"/>
@@ -2708,7 +2713,7 @@
           <w:color w:val="595959"/>
           <w:rtl w:val="0"/>
         </w:rPr>
-        <w:t xml:space="preserve">El presente trabajo analiza la aplicación de la metodología ágil Scrum en el desarrollo del Proyecto LifeGrid B'UP, una plataforma web segura para la gestión de fichas clínicas electrónicas. El proyecto es desarrollado por un equipo de tres integrantes bajo una metodología híbrida que combina una fase inicial de planificación en cascada con tres sprints Scrum de tres semanas cada uno, enfocados en autenticación, gestión de fichas y adjuntos, y respaldos y auditoría. Resulta relevante estudiar este caso porque combina un dominio de alta sensibilidad (información clínica) con exigencias de seguridad, trazabilidad y continuidad operativa, lo que pone a prueba la aplicación práctica del marco Scrum en un contexto real de desarrollo. Con este análisis se espera evaluar el grado de cumplimiento de los roles, eventos y artefactos de Scrum durante la ejecución del proyecto, e identificar oportunidades de mejora.</w:t>
+        <w:t xml:space="preserve">El presente trabajo analiza la aplicación de la metodología ágil Scrum en el desarrollo del Proyecto LifeGuard  B'UP, una plataforma web segura para la gestión de fichas clínicas electrónicas. El proyecto es desarrollado por un equipo de tres integrantes bajo una metodología híbrida que combina una fase inicial de planificación en cascada con tres sprints Scrum de tres semanas cada uno, enfocados en autenticación, gestión de fichas y adjuntos, y respaldos y auditoría. Resulta relevante estudiar este caso porque combina un dominio de alta sensibilidad (información clínica) con exigencias de seguridad, trazabilidad y continuidad operativa, lo que pone a prueba la aplicación práctica del marco Scrum en un contexto real de desarrollo. Con este análisis se espera evaluar el grado de cumplimiento de los roles, eventos y artefactos de Scrum durante la ejecución del proyecto, e identificar oportunidades de mejora.</w:t>
       </w:r>
       <w:r>
         <w:rPr>
@@ -3316,7 +3321,26 @@
                 <w:szCs w:val="20"/>
                 <w:rtl w:val="0"/>
               </w:rPr>
-              <w:t xml:space="preserve">Gestiona el Product Backlog, define y prioriza los requisitos, y maximiza el valor del producto resultante.</w:t>
+              <w:t xml:space="preserve">Gestiona el Product Backlog, define y prioriza los requisitos, y </w:t>
+            </w:r>
+            <w:r>
+              <w:rPr>
+                <w:color w:val="000000"/>
+                <w:sz w:val="20"/>
+                <w:szCs w:val="20"/>
+                <w:highlight w:val="yellow"/>
+                <w:rtl w:val="0"/>
+              </w:rPr>
+              <w:t xml:space="preserve">maximiza el valor del producto</w:t>
+            </w:r>
+            <w:r>
+              <w:rPr>
+                <w:color w:val="000000"/>
+                <w:sz w:val="20"/>
+                <w:szCs w:val="20"/>
+                <w:rtl w:val="0"/>
+              </w:rPr>
+              <w:t xml:space="preserve"> resultante.</w:t>
             </w:r>
             <w:r>
               <w:rPr>
@@ -3384,7 +3408,26 @@
                 <w:szCs w:val="20"/>
                 <w:rtl w:val="0"/>
               </w:rPr>
-              <w:t xml:space="preserve">Facilita el proceso Scrum, elimina impedimentos y asegura que el equipo cumpla las prácticas y valores ágiles.</w:t>
+              <w:t xml:space="preserve">Facilita el proceso Scrum, elimina impedimentos y </w:t>
+            </w:r>
+            <w:r>
+              <w:rPr>
+                <w:color w:val="000000"/>
+                <w:sz w:val="20"/>
+                <w:szCs w:val="20"/>
+                <w:highlight w:val="yellow"/>
+                <w:rtl w:val="0"/>
+              </w:rPr>
+              <w:t xml:space="preserve">asegura que el equipo</w:t>
+            </w:r>
+            <w:r>
+              <w:rPr>
+                <w:color w:val="000000"/>
+                <w:sz w:val="20"/>
+                <w:szCs w:val="20"/>
+                <w:rtl w:val="0"/>
+              </w:rPr>
+              <w:t xml:space="preserve"> cumpla las prácticas y valores ágiles.</w:t>
             </w:r>
             <w:r>
               <w:rPr>
@@ -3450,7 +3493,7 @@
                 <w:szCs w:val="20"/>
                 <w:rtl w:val="0"/>
               </w:rPr>
-              <w:t xml:space="preserve">Grupo autoorganizado y multifuncional responsable de entregar incrementos de producto potencialmente utilizables.</w:t>
+              <w:t xml:space="preserve">Grupo auto-organizado y multifuncional responsable de entregar incrementos de producto potencialmente utilizables.</w:t>
             </w:r>
             <w:r>
               <w:rPr>
@@ -3921,6 +3964,39 @@
     </w:tbl>
     <w:p>
       <w:pPr>
+        <w:spacing w:before="280" w:lineRule="auto"/>
+        <w:rPr/>
+      </w:pPr>
+      <w:r>
+        <w:rPr>
+          <w:rtl w:val="0"/>
+        </w:rPr>
+      </w:r>
+    </w:p>
+    <w:p>
+      <w:pPr>
+        <w:spacing w:before="280" w:lineRule="auto"/>
+        <w:rPr/>
+      </w:pPr>
+      <w:r>
+        <w:rPr>
+          <w:rtl w:val="0"/>
+        </w:rPr>
+      </w:r>
+    </w:p>
+    <w:p>
+      <w:pPr>
+        <w:spacing w:before="280" w:lineRule="auto"/>
+        <w:rPr/>
+      </w:pPr>
+      <w:r>
+        <w:rPr>
+          <w:rtl w:val="0"/>
+        </w:rPr>
+      </w:r>
+    </w:p>
+    <w:p>
+      <w:pPr>
         <w:pStyle w:val="Heading2"/>
         <w:spacing w:after="120" w:before="280" w:lineRule="auto"/>
         <w:rPr/>
@@ -4309,7 +4385,7 @@
           <w:color w:val="595959"/>
           <w:rtl w:val="0"/>
         </w:rPr>
-        <w:t xml:space="preserve">Proyecto LifeGrid B'UP corresponde al desarrollo de una plataforma web segura para la gestión de fichas clínicas electrónicas, orientada a instituciones de salud. El equipo de desarrollo está compuesto por tres integrantes (Virginia Silva, Benjamín Veliz y Amaro Astorga). La institución que actúa como cliente piloto del proyecto es un centro de salud privado (Centro Médico San Rafael), que aportó los requerimientos funcionales y normativos del dominio clínico. Se adoptó una metodología híbrida que combina una fase inicial de planificación en cascada con tres sprints Scrum de tres semanas cada uno (Sprint 1: Autenticación; Sprint 2: Fichas y adjuntos; Sprint 3: Respaldos y auditoría), dado que el proyecto requiere un desarrollo iterativo e incremental para abordar los módulos de seguridad, trazabilidad, continuidad operativa y escalabilidad del sistema.</w:t>
+        <w:t xml:space="preserve">Proyecto LifeGuard  B'UP corresponde al desarrollo de una plataforma web segura para la gestión de fichas clínicas electrónicas, orientada a instituciones de salud. El equipo de desarrollo está compuesto por tres integrantes (Virginia Silva, Benjamín Veliz y Amaro Astorga). La institución que actúa como cliente piloto del proyecto es un centro de salud privado (Centro Médico San Rafael), que aportó los requerimientos funcionales y normativos del dominio clínico. Se adoptó una metodología híbrida que combina una fase inicial de planificación en cascada con tres sprints Scrum de tres semanas cada uno (Sprint 1: Autenticación; Sprint 2: Fichas y adjuntos; Sprint 3: Respaldos y auditoría), dado que el proyecto requiere un desarrollo iterativo e incremental para abordar los módulos de seguridad, trazabilidad, continuidad operativa y escalabilidad del sistema.</w:t>
       </w:r>
       <w:r>
         <w:rPr>
@@ -4357,6 +4433,61 @@
         </w:rPr>
         <w:t xml:space="preserve">Actualmente, gran parte de la información clínica (diagnósticos, tratamientos, exámenes e imágenes) se gestiona en sistemas que no fueron diseñados con criterios modernos de seguridad, lo que genera un riesgo permanente tanto para los pacientes como para las instituciones. No existen controles de acceso estrictos, auditorías inalterables ni respaldos automatizados, y el almacenamiento de archivos pesados directamente en la base de datos relacional degrada el rendimiento del sistema y pone en riesgo la continuidad operativa de la atención médica. El proyecto busca resolver cuatro dimensiones críticas: seguridad y control de acceso, trazabilidad, continuidad operativa, y rendimiento y escalabilidad.</w:t>
       </w:r>
+      <w:r>
+        <w:rPr>
+          <w:rtl w:val="0"/>
+        </w:rPr>
+      </w:r>
+    </w:p>
+    <w:p>
+      <w:pPr>
+        <w:spacing w:before="280" w:lineRule="auto"/>
+        <w:rPr/>
+      </w:pPr>
+      <w:r>
+        <w:rPr>
+          <w:rtl w:val="0"/>
+        </w:rPr>
+      </w:r>
+    </w:p>
+    <w:p>
+      <w:pPr>
+        <w:spacing w:before="280" w:lineRule="auto"/>
+        <w:rPr/>
+      </w:pPr>
+      <w:r>
+        <w:rPr>
+          <w:rtl w:val="0"/>
+        </w:rPr>
+      </w:r>
+    </w:p>
+    <w:p>
+      <w:pPr>
+        <w:spacing w:before="280" w:lineRule="auto"/>
+        <w:rPr/>
+      </w:pPr>
+      <w:r>
+        <w:rPr>
+          <w:rtl w:val="0"/>
+        </w:rPr>
+      </w:r>
+    </w:p>
+    <w:p>
+      <w:pPr>
+        <w:spacing w:before="280" w:lineRule="auto"/>
+        <w:rPr/>
+      </w:pPr>
+      <w:r>
+        <w:rPr>
+          <w:rtl w:val="0"/>
+        </w:rPr>
+      </w:r>
+    </w:p>
+    <w:p>
+      <w:pPr>
+        <w:spacing w:before="280" w:lineRule="auto"/>
+        <w:rPr/>
+      </w:pPr>
       <w:r>
         <w:rPr>
           <w:rtl w:val="0"/>
@@ -4927,7 +5058,20 @@
           <w:color w:val="000000"/>
           <w:rtl w:val="0"/>
         </w:rPr>
-        <w:t xml:space="preserve"> se cumplió realmente durante el desarrollo del Proyecto LifeGrid B'UP, comparando la teoría con lo que hizo el equipo en la práctica. Tiene tres columnas</w:t>
+        <w:t xml:space="preserve"> se cumplió realmente durante el desarrollo del Proyecto </w:t>
+      </w:r>
+      <w:r>
+        <w:rPr>
+          <w:rtl w:val="0"/>
+        </w:rPr>
+        <w:t xml:space="preserve">LifeGuard</w:t>
+      </w:r>
+      <w:r>
+        <w:rPr>
+          <w:color w:val="000000"/>
+          <w:rtl w:val="0"/>
+        </w:rPr>
+        <w:t xml:space="preserve"> B'UP, comparando la teoría con lo que hizo el equipo en la práctica. Tiene tres columnas</w:t>
       </w:r>
     </w:p>
     <w:tbl>
@@ -5114,12 +5258,11 @@
             </w:pPr>
             <w:r>
               <w:rPr>
-                <w:color w:val="000000"/>
-                <w:sz w:val="20"/>
-                <w:szCs w:val="20"/>
-                <w:rtl w:val="0"/>
-              </w:rPr>
-              <w:t xml:space="preserve">Parcialmente</w:t>
+                <w:sz w:val="20"/>
+                <w:szCs w:val="20"/>
+                <w:rtl w:val="0"/>
+              </w:rPr>
+              <w:t xml:space="preserve">Sí</w:t>
             </w:r>
             <w:r>
               <w:rPr>
@@ -5144,12 +5287,38 @@
             </w:pPr>
             <w:r>
               <w:rPr>
-                <w:color w:val="000000"/>
-                <w:sz w:val="20"/>
-                <w:szCs w:val="20"/>
-                <w:rtl w:val="0"/>
-              </w:rPr>
-              <w:t xml:space="preserve">El equipo no designó formalmente un Product Owner externo; sus funciones (definir y priorizar el backlog) fueron asumidas de manera rotativa por los propios integrantes, lo que generó cierta ambigüedad en la toma de decisiones sobre prioridades.</w:t>
+                <w:sz w:val="20"/>
+                <w:szCs w:val="20"/>
+                <w:rtl w:val="0"/>
+              </w:rPr>
+              <w:t xml:space="preserve">Se da cumplimiento funcional al rol: aunque no existe una figura exclusiva designada, las responsabilidades de gestión, priorización y mantenimiento del </w:t>
+            </w:r>
+            <w:r>
+              <w:rPr>
+                <w:i w:val="1"/>
+                <w:iCs w:val="1"/>
+                <w:sz w:val="20"/>
+                <w:szCs w:val="20"/>
+                <w:rtl w:val="0"/>
+              </w:rPr>
+              <w:t xml:space="preserve">Product Backlog</w:t>
+            </w:r>
+            <w:r>
+              <w:rPr>
+                <w:sz w:val="20"/>
+                <w:szCs w:val="20"/>
+                <w:rtl w:val="0"/>
+              </w:rPr>
+              <w:t xml:space="preserve"> son asumidas internamente para asegurar el valor de las entregas en cada sprint</w:t>
+            </w:r>
+            <w:r>
+              <w:rPr>
+                <w:color w:val="000000"/>
+                <w:sz w:val="20"/>
+                <w:szCs w:val="20"/>
+                <w:rtl w:val="0"/>
+              </w:rPr>
+              <w:t xml:space="preserve">.</w:t>
             </w:r>
             <w:r>
               <w:rPr>
@@ -5212,12 +5381,11 @@
             </w:pPr>
             <w:r>
               <w:rPr>
-                <w:color w:val="000000"/>
-                <w:sz w:val="20"/>
-                <w:szCs w:val="20"/>
-                <w:rtl w:val="0"/>
-              </w:rPr>
-              <w:t xml:space="preserve">Parcialmente</w:t>
+                <w:sz w:val="20"/>
+                <w:szCs w:val="20"/>
+                <w:rtl w:val="0"/>
+              </w:rPr>
+              <w:t xml:space="preserve">Sí</w:t>
             </w:r>
             <w:r>
               <w:rPr>
@@ -5243,12 +5411,11 @@
             </w:pPr>
             <w:r>
               <w:rPr>
-                <w:color w:val="000000"/>
-                <w:sz w:val="20"/>
-                <w:szCs w:val="20"/>
-                <w:rtl w:val="0"/>
-              </w:rPr>
-              <w:t xml:space="preserve">No existió un Scrum Master dedicado; la facilitación del proceso y la remoción de impedimentos se realizó de forma compartida por los tres integrantes, sin una figura que garantizara de manera constante el cumplimiento de las prácticas ágiles.</w:t>
+                <w:sz w:val="20"/>
+                <w:szCs w:val="20"/>
+                <w:rtl w:val="0"/>
+              </w:rPr>
+              <w:t xml:space="preserve">Se cumple el propósito del rol mediante liderazgo servicial compartido: el equipo asume colectivamente la facilitación de eventos, la remoción de impedimentos y la mejora continua del proceso. </w:t>
             </w:r>
             <w:r>
               <w:rPr>
@@ -5355,6 +5522,17 @@
         </w:tc>
       </w:tr>
     </w:tbl>
+    <w:p>
+      <w:pPr>
+        <w:spacing w:before="280" w:lineRule="auto"/>
+        <w:rPr/>
+      </w:pPr>
+      <w:r>
+        <w:rPr>
+          <w:rtl w:val="0"/>
+        </w:rPr>
+      </w:r>
+    </w:p>
     <w:p>
       <w:pPr>
         <w:pStyle w:val="Heading2"/>
@@ -6386,6 +6564,28 @@
     </w:tbl>
     <w:p>
       <w:pPr>
+        <w:spacing w:before="280" w:lineRule="auto"/>
+        <w:rPr/>
+      </w:pPr>
+      <w:r>
+        <w:rPr>
+          <w:rtl w:val="0"/>
+        </w:rPr>
+      </w:r>
+    </w:p>
+    <w:p>
+      <w:pPr>
+        <w:spacing w:before="280" w:lineRule="auto"/>
+        <w:rPr/>
+      </w:pPr>
+      <w:r>
+        <w:rPr>
+          <w:rtl w:val="0"/>
+        </w:rPr>
+      </w:r>
+    </w:p>
+    <w:p>
+      <w:pPr>
         <w:pStyle w:val="Heading2"/>
         <w:spacing w:after="120" w:before="280" w:lineRule="auto"/>
         <w:rPr/>
@@ -6932,6 +7132,114 @@
     </w:p>
     <w:p>
       <w:pPr>
+        <w:keepNext w:val="0"/>
+        <w:keepLines w:val="0"/>
+        <w:pageBreakBefore w:val="0"/>
+        <w:widowControl w:val="1"/>
+        <w:pBdr>
+          <w:top w:space="0" w:sz="0" w:val="nil"/>
+          <w:left w:space="0" w:sz="0" w:val="nil"/>
+          <w:bottom w:space="0" w:sz="0" w:val="nil"/>
+          <w:right w:space="0" w:sz="0" w:val="nil"/>
+          <w:between w:space="0" w:sz="0" w:val="nil"/>
+        </w:pBdr>
+        <w:shd w:fill="auto" w:val="clear"/>
+        <w:spacing w:after="100" w:before="0" w:line="240" w:lineRule="auto"/>
+        <w:ind w:right="0"/>
+        <w:jc w:val="left"/>
+        <w:rPr>
+          <w:rFonts w:ascii="Calibri" w:cs="Calibri" w:eastAsia="Calibri" w:hAnsi="Calibri"/>
+        </w:rPr>
+      </w:pPr>
+      <w:r>
+        <w:rPr>
+          <w:rtl w:val="0"/>
+        </w:rPr>
+      </w:r>
+    </w:p>
+    <w:p>
+      <w:pPr>
+        <w:keepNext w:val="0"/>
+        <w:keepLines w:val="0"/>
+        <w:pageBreakBefore w:val="0"/>
+        <w:widowControl w:val="1"/>
+        <w:pBdr>
+          <w:top w:space="0" w:sz="0" w:val="nil"/>
+          <w:left w:space="0" w:sz="0" w:val="nil"/>
+          <w:bottom w:space="0" w:sz="0" w:val="nil"/>
+          <w:right w:space="0" w:sz="0" w:val="nil"/>
+          <w:between w:space="0" w:sz="0" w:val="nil"/>
+        </w:pBdr>
+        <w:shd w:fill="auto" w:val="clear"/>
+        <w:spacing w:after="100" w:before="0" w:line="240" w:lineRule="auto"/>
+        <w:ind w:right="0"/>
+        <w:jc w:val="left"/>
+        <w:rPr>
+          <w:rFonts w:ascii="Calibri" w:cs="Calibri" w:eastAsia="Calibri" w:hAnsi="Calibri"/>
+        </w:rPr>
+      </w:pPr>
+      <w:r>
+        <w:rPr>
+          <w:rtl w:val="0"/>
+        </w:rPr>
+      </w:r>
+    </w:p>
+    <w:p>
+      <w:pPr>
+        <w:keepNext w:val="0"/>
+        <w:keepLines w:val="0"/>
+        <w:pageBreakBefore w:val="0"/>
+        <w:widowControl w:val="1"/>
+        <w:pBdr>
+          <w:top w:space="0" w:sz="0" w:val="nil"/>
+          <w:left w:space="0" w:sz="0" w:val="nil"/>
+          <w:bottom w:space="0" w:sz="0" w:val="nil"/>
+          <w:right w:space="0" w:sz="0" w:val="nil"/>
+          <w:between w:space="0" w:sz="0" w:val="nil"/>
+        </w:pBdr>
+        <w:shd w:fill="auto" w:val="clear"/>
+        <w:spacing w:after="100" w:before="0" w:line="240" w:lineRule="auto"/>
+        <w:ind w:right="0"/>
+        <w:jc w:val="left"/>
+        <w:rPr>
+          <w:rFonts w:ascii="Calibri" w:cs="Calibri" w:eastAsia="Calibri" w:hAnsi="Calibri"/>
+        </w:rPr>
+      </w:pPr>
+      <w:r>
+        <w:rPr>
+          <w:rtl w:val="0"/>
+        </w:rPr>
+      </w:r>
+    </w:p>
+    <w:p>
+      <w:pPr>
+        <w:keepNext w:val="0"/>
+        <w:keepLines w:val="0"/>
+        <w:pageBreakBefore w:val="0"/>
+        <w:widowControl w:val="1"/>
+        <w:pBdr>
+          <w:top w:space="0" w:sz="0" w:val="nil"/>
+          <w:left w:space="0" w:sz="0" w:val="nil"/>
+          <w:bottom w:space="0" w:sz="0" w:val="nil"/>
+          <w:right w:space="0" w:sz="0" w:val="nil"/>
+          <w:between w:space="0" w:sz="0" w:val="nil"/>
+        </w:pBdr>
+        <w:shd w:fill="auto" w:val="clear"/>
+        <w:spacing w:after="100" w:before="0" w:line="240" w:lineRule="auto"/>
+        <w:ind w:right="0"/>
+        <w:jc w:val="left"/>
+        <w:rPr>
+          <w:rFonts w:ascii="Calibri" w:cs="Calibri" w:eastAsia="Calibri" w:hAnsi="Calibri"/>
+        </w:rPr>
+      </w:pPr>
+      <w:r>
+        <w:rPr>
+          <w:rtl w:val="0"/>
+        </w:rPr>
+      </w:r>
+    </w:p>
+    <w:p>
+      <w:pPr>
         <w:spacing w:after="100" w:lineRule="auto"/>
         <w:rPr/>
       </w:pPr>
@@ -6945,7 +7253,9 @@
       <w:pPr>
         <w:pStyle w:val="Heading2"/>
         <w:spacing w:after="120" w:before="280" w:lineRule="auto"/>
-        <w:rPr/>
+        <w:rPr>
+          <w:rFonts w:ascii="Calibri" w:cs="Calibri" w:eastAsia="Calibri" w:hAnsi="Calibri"/>
+        </w:rPr>
       </w:pPr>
       <w:bookmarkStart w:colFirst="0" w:colLast="0" w:name="_heading=h.v0d4mrkdurns" w:id="20"/>
       <w:bookmarkEnd w:id="20"/>
@@ -6989,8 +7299,6 @@
         <w:jc w:val="left"/>
         <w:rPr/>
       </w:pPr>
-      <w:bookmarkStart w:colFirst="0" w:colLast="0" w:name="_heading=h.qluu5q6vx7d8" w:id="21"/>
-      <w:bookmarkEnd w:id="21"/>
       <w:r>
         <w:rPr>
           <w:rFonts w:ascii="Calibri" w:cs="Calibri" w:eastAsia="Calibri" w:hAnsi="Calibri"/>
@@ -7008,7 +7316,7 @@
           <w:vertAlign w:val="baseline"/>
           <w:rtl w:val="0"/>
         </w:rPr>
-        <w:t xml:space="preserve">Brecha entre el marco Scrum planteado y la asignación de roles: El proyecto declara usar Scrum, pero la matriz de stakeholders preasigna a los tres integrantes únicamente como desarrolladores, careciendo de un Product Owner formal o un Scrum Master dedicado.  </w:t>
+        <w:t xml:space="preserve">Incompleitud en la planificación de gestión de proyectos: Se registran vacíos de información esenciales en la documentación como presupuesto, niveles de autoridad, fechas topes de hitos e impactos cuantitativos de los riesgos de seguridad y disponibilidad.  </w:t>
       </w:r>
     </w:p>
     <w:p>
@@ -7017,10 +7325,6 @@
         <w:keepLines w:val="0"/>
         <w:pageBreakBefore w:val="0"/>
         <w:widowControl w:val="1"/>
-        <w:numPr>
-          <w:ilvl w:val="0"/>
-          <w:numId w:val="4"/>
-        </w:numPr>
         <w:pBdr>
           <w:top w:space="0" w:sz="0" w:val="nil"/>
           <w:left w:space="0" w:sz="0" w:val="nil"/>
@@ -7030,11 +7334,8 @@
         </w:pBdr>
         <w:shd w:fill="auto" w:val="clear"/>
         <w:spacing w:after="0" w:before="0" w:line="240" w:lineRule="auto"/>
-        <w:ind w:left="720" w:right="0" w:hanging="360"/>
+        <w:ind w:left="720" w:right="0" w:firstLine="0"/>
         <w:jc w:val="left"/>
-        <w:rPr/>
-      </w:pPr>
-      <w:r>
         <w:rPr>
           <w:rFonts w:ascii="Calibri" w:cs="Calibri" w:eastAsia="Calibri" w:hAnsi="Calibri"/>
           <w:b w:val="0"/>
@@ -7049,52 +7350,12 @@
           <w:u w:val="none"/>
           <w:shd w:fill="auto" w:val="clear"/>
           <w:vertAlign w:val="baseline"/>
-          <w:rtl w:val="0"/>
-        </w:rPr>
-        <w:t xml:space="preserve">Incompleitud en la planificación de gestión de proyectos: Se registran vacíos de información esenciales en la documentación como presupuesto, niveles de autoridad, fechas topes de hitos e impactos cuantitativos de los riesgos de seguridad y disponibilidad.  </w:t>
-      </w:r>
-    </w:p>
-    <w:p>
-      <w:pPr>
-        <w:keepNext w:val="0"/>
-        <w:keepLines w:val="0"/>
-        <w:pageBreakBefore w:val="0"/>
-        <w:widowControl w:val="1"/>
-        <w:numPr>
-          <w:ilvl w:val="0"/>
-          <w:numId w:val="4"/>
-        </w:numPr>
-        <w:pBdr>
-          <w:top w:space="0" w:sz="0" w:val="nil"/>
-          <w:left w:space="0" w:sz="0" w:val="nil"/>
-          <w:bottom w:space="0" w:sz="0" w:val="nil"/>
-          <w:right w:space="0" w:sz="0" w:val="nil"/>
-          <w:between w:space="0" w:sz="0" w:val="nil"/>
-        </w:pBdr>
-        <w:shd w:fill="auto" w:val="clear"/>
-        <w:spacing w:after="0" w:before="0" w:line="240" w:lineRule="auto"/>
-        <w:ind w:left="720" w:right="0" w:hanging="360"/>
-        <w:jc w:val="left"/>
-        <w:rPr/>
-      </w:pPr>
-      <w:r>
-        <w:rPr>
-          <w:rFonts w:ascii="Calibri" w:cs="Calibri" w:eastAsia="Calibri" w:hAnsi="Calibri"/>
-          <w:b w:val="0"/>
-          <w:bCs w:val="0"/>
-          <w:i w:val="0"/>
-          <w:iCs w:val="0"/>
-          <w:smallCaps w:val="0"/>
-          <w:strike w:val="0"/>
-          <w:color w:val="000000"/>
-          <w:sz w:val="22"/>
-          <w:szCs w:val="22"/>
-          <w:u w:val="none"/>
-          <w:shd w:fill="auto" w:val="clear"/>
-          <w:vertAlign w:val="baseline"/>
-          <w:rtl w:val="0"/>
-        </w:rPr>
-        <w:t xml:space="preserve">Soles de responsabilidad en la toma de decisiones: Ausencia de un Gerente de Proyecto designado en el Acta de Constitución, lo que genera riesgo de ambigüedad en la aprobación de cambios en el alcance o en las decisiones de staffing. </w:t>
+        </w:rPr>
+      </w:pPr>
+      <w:r>
+        <w:rPr>
+          <w:rtl w:val="0"/>
+        </w:rPr>
       </w:r>
     </w:p>
     <w:p>
@@ -7142,7 +7403,7 @@
           <w:color w:val="595959"/>
           <w:rtl w:val="0"/>
         </w:rPr>
-        <w:t xml:space="preserve">Al aplicar la técnica de los 5 Porqués, se identifica que las inconsistencias y vacíos en la gestión del proyecto responden a que el equipo —compuesto únicamente por integrantes en rol de desarrollo— priorizó el diseño técnico y de la base de datos por sobre la gobernanza administrativa y metodológica. Esto ocurrió debido a la falta de asignación previa de roles clave de Scrum (como Product Owner y Scrum Master) y a la inexistencia de un stakeholder o cliente activo de forma permanente que guiara la definición de prioridades, presupuestos y responsabilidades directivas desde la fase de planificación.</w:t>
+        <w:t xml:space="preserve">El equipo priorizó el desarrollo técnico para garantizar incrementos funcionales en los 3 sprints, dejando en segundo plano la formalización de la documentación administrativa (presupuesto, niveles de autoridad, hitos y evaluación cuantitativa de riesgos) al no haberse definido desde el inicio plantillas ni criterios de aceptación claros para los artefactos de gestión </w:t>
       </w:r>
       <w:r>
         <w:rPr>
@@ -7154,8 +7415,136 @@
       <w:pPr>
         <w:rPr/>
       </w:pPr>
-      <w:bookmarkStart w:colFirst="0" w:colLast="0" w:name="_heading=h.37ubfuyq95va" w:id="22"/>
-      <w:bookmarkEnd w:id="22"/>
+      <w:r>
+        <w:rPr>
+          <w:rtl w:val="0"/>
+        </w:rPr>
+      </w:r>
+    </w:p>
+    <w:p>
+      <w:pPr>
+        <w:rPr/>
+      </w:pPr>
+      <w:r>
+        <w:rPr>
+          <w:rtl w:val="0"/>
+        </w:rPr>
+      </w:r>
+    </w:p>
+    <w:p>
+      <w:pPr>
+        <w:rPr/>
+      </w:pPr>
+      <w:r>
+        <w:rPr>
+          <w:rtl w:val="0"/>
+        </w:rPr>
+      </w:r>
+    </w:p>
+    <w:p>
+      <w:pPr>
+        <w:rPr/>
+      </w:pPr>
+      <w:r>
+        <w:rPr>
+          <w:rtl w:val="0"/>
+        </w:rPr>
+      </w:r>
+    </w:p>
+    <w:p>
+      <w:pPr>
+        <w:rPr/>
+      </w:pPr>
+      <w:r>
+        <w:rPr>
+          <w:rtl w:val="0"/>
+        </w:rPr>
+      </w:r>
+    </w:p>
+    <w:p>
+      <w:pPr>
+        <w:rPr/>
+      </w:pPr>
+      <w:r>
+        <w:rPr>
+          <w:rtl w:val="0"/>
+        </w:rPr>
+      </w:r>
+    </w:p>
+    <w:p>
+      <w:pPr>
+        <w:rPr/>
+      </w:pPr>
+      <w:r>
+        <w:rPr>
+          <w:rtl w:val="0"/>
+        </w:rPr>
+      </w:r>
+    </w:p>
+    <w:p>
+      <w:pPr>
+        <w:rPr/>
+      </w:pPr>
+      <w:r>
+        <w:rPr>
+          <w:rtl w:val="0"/>
+        </w:rPr>
+      </w:r>
+    </w:p>
+    <w:p>
+      <w:pPr>
+        <w:rPr/>
+      </w:pPr>
+      <w:r>
+        <w:rPr>
+          <w:rtl w:val="0"/>
+        </w:rPr>
+      </w:r>
+    </w:p>
+    <w:p>
+      <w:pPr>
+        <w:rPr/>
+      </w:pPr>
+      <w:r>
+        <w:rPr>
+          <w:rtl w:val="0"/>
+        </w:rPr>
+      </w:r>
+    </w:p>
+    <w:p>
+      <w:pPr>
+        <w:rPr/>
+      </w:pPr>
+      <w:r>
+        <w:rPr>
+          <w:rtl w:val="0"/>
+        </w:rPr>
+      </w:r>
+    </w:p>
+    <w:p>
+      <w:pPr>
+        <w:rPr/>
+      </w:pPr>
+      <w:r>
+        <w:rPr>
+          <w:rtl w:val="0"/>
+        </w:rPr>
+      </w:r>
+    </w:p>
+    <w:p>
+      <w:pPr>
+        <w:rPr/>
+      </w:pPr>
+      <w:r>
+        <w:rPr>
+          <w:rtl w:val="0"/>
+        </w:rPr>
+      </w:r>
+    </w:p>
+    <w:p>
+      <w:pPr>
+        <w:rPr/>
+      </w:pPr>
       <w:r>
         <w:rPr>
           <w:rtl w:val="0"/>
@@ -7935,8 +8324,8 @@
         <w:spacing w:after="120" w:before="280" w:lineRule="auto"/>
         <w:rPr/>
       </w:pPr>
-      <w:bookmarkStart w:colFirst="0" w:colLast="0" w:name="_heading=h.1i274afnq7h2" w:id="23"/>
-      <w:bookmarkEnd w:id="23"/>
+      <w:bookmarkStart w:colFirst="0" w:colLast="0" w:name="_heading=h.1i274afnq7h2" w:id="21"/>
+      <w:bookmarkEnd w:id="21"/>
       <w:r>
         <w:rPr>
           <w:b w:val="1"/>
@@ -7967,7 +8356,7 @@
           <w:color w:val="595959"/>
           <w:rtl w:val="0"/>
         </w:rPr>
-        <w:t xml:space="preserve">Se espera que la implementación de estas recomendaciones solucione de manera directa las causas raíz identificadas: asegurará una clara gobernanza en la toma de decisiones de alcance y presupuesto, eliminará la ambigüedad en los roles directivos y metodológicos, y garantizará la completitud de la documentación técnica y administrativa en el marco del Proyecto LifeGrid B'UP..</w:t>
+        <w:t xml:space="preserve">Se espera que la implementación de estas recomendaciones solucione de manera directa las causas raíz identificadas: asegurará una clara gobernanza en la toma de decisiones de alcance y presupuesto, eliminará la ambigüedad en los roles directivos y metodológicos, y garantizará la completitud de la documentación técnica y administrativa en el marco del Proyecto LifeGuard  B'UP..</w:t>
       </w:r>
       <w:r>
         <w:rPr>
@@ -7984,8 +8373,8 @@
         <w:spacing w:after="200" w:before="400" w:lineRule="auto"/>
         <w:rPr/>
       </w:pPr>
-      <w:bookmarkStart w:colFirst="0" w:colLast="0" w:name="_heading=h.fhlzima467mx" w:id="24"/>
-      <w:bookmarkEnd w:id="24"/>
+      <w:bookmarkStart w:colFirst="0" w:colLast="0" w:name="_heading=h.fhlzima467mx" w:id="22"/>
+      <w:bookmarkEnd w:id="22"/>
       <w:r>
         <w:rPr>
           <w:b w:val="1"/>
@@ -8020,7 +8409,25 @@
           <w:color w:val="595959"/>
           <w:rtl w:val="0"/>
         </w:rPr>
-        <w:t xml:space="preserve">El análisis del Proyecto LifeGrid B'UP evidencia el éxito en la entrega de una solución técnica robusta e innovadora para la gestión de fichas clínicas electrónicas. La implementación de una arquitectura desacoplada con almacenamiento de objetos y microservicios, sumada a módulos clave de seguridad (RBAC), trazabilidad (audit log inalterable en JSON) y continuidad operativa (respaldos automáticos), demuestra la alta capacidad técnica y autogestión del equipo de desarrollo. </w:t>
+        <w:t xml:space="preserve">El análisis del Proyecto LifeGuard  </w:t>
+      </w:r>
+      <w:r>
+        <w:rPr>
+          <w:i w:val="1"/>
+          <w:iCs w:val="1"/>
+          <w:color w:val="595959"/>
+          <w:rtl w:val="0"/>
+        </w:rPr>
+        <w:t xml:space="preserve">B'UP</w:t>
+      </w:r>
+      <w:r>
+        <w:rPr>
+          <w:i w:val="1"/>
+          <w:iCs w:val="1"/>
+          <w:color w:val="595959"/>
+          <w:rtl w:val="0"/>
+        </w:rPr>
+        <w:t xml:space="preserve"> evidencia el éxito en la entrega de una solución técnica robusta e innovadora para la gestión de fichas clínicas electrónicas. La implementación de una arquitectura desacoplada con almacenamiento de objetos y microservicios, sumada a módulos clave de seguridad (RBAC), trazabilidad (audit log inalterable en JSON) y continuidad operativa (respaldos automáticos), demuestra la alta capacidad técnica y autogestión del equipo de desarrollo. </w:t>
       </w:r>
     </w:p>
     <w:p>
@@ -8073,8 +8480,8 @@
         <w:spacing w:after="200" w:before="400" w:lineRule="auto"/>
         <w:rPr/>
       </w:pPr>
-      <w:bookmarkStart w:colFirst="0" w:colLast="0" w:name="_heading=h.uwxhddvjjs6p" w:id="25"/>
-      <w:bookmarkEnd w:id="25"/>
+      <w:bookmarkStart w:colFirst="0" w:colLast="0" w:name="_heading=h.uwxhddvjjs6p" w:id="23"/>
+      <w:bookmarkEnd w:id="23"/>
       <w:r>
         <w:rPr>
           <w:b w:val="1"/>
@@ -8307,7 +8714,35 @@
           <w:vertAlign w:val="baseline"/>
           <w:rtl w:val="0"/>
         </w:rPr>
-        <w:t xml:space="preserve">Equipo del Proyecto LifeGrid B'UP. (2026). Acta de Constitución del Proyecto: Plataforma Web Segura para la Gestión de Fichas Clínicas Electrónicas. Documento interno de trabajo.</w:t>
+        <w:t xml:space="preserve">Equipo del Proyecto </w:t>
+      </w:r>
+      <w:r>
+        <w:rPr>
+          <w:i w:val="1"/>
+          <w:iCs w:val="1"/>
+          <w:color w:val="595959"/>
+          <w:rtl w:val="0"/>
+        </w:rPr>
+        <w:t xml:space="preserve">LifeGuard </w:t>
+      </w:r>
+      <w:r>
+        <w:rPr>
+          <w:rFonts w:ascii="Calibri" w:cs="Calibri" w:eastAsia="Calibri" w:hAnsi="Calibri"/>
+          <w:b w:val="0"/>
+          <w:bCs w:val="0"/>
+          <w:i w:val="1"/>
+          <w:iCs w:val="1"/>
+          <w:smallCaps w:val="0"/>
+          <w:strike w:val="0"/>
+          <w:color w:val="595959"/>
+          <w:sz w:val="22"/>
+          <w:szCs w:val="22"/>
+          <w:u w:val="none"/>
+          <w:shd w:fill="auto" w:val="clear"/>
+          <w:vertAlign w:val="baseline"/>
+          <w:rtl w:val="0"/>
+        </w:rPr>
+        <w:t xml:space="preserve"> B'UP. (2026). Acta de Constitución del Proyecto: Plataforma Web Segura para la Gestión de Fichas Clínicas Electrónicas. Documento interno de trabajo.</w:t>
       </w:r>
     </w:p>
     <w:p>
@@ -8451,7 +8886,63 @@
           <w:vertAlign w:val="baseline"/>
           <w:rtl w:val="0"/>
         </w:rPr>
-        <w:t xml:space="preserve">Equipo del Proyecto LifeGrid B'UP. (2026). Matriz de Riesgos y Especificación de Arquitectura de Software para LifeGrid B'UP. Documento técnico de proyecto.</w:t>
+        <w:t xml:space="preserve">Equipo del Proyecto </w:t>
+      </w:r>
+      <w:r>
+        <w:rPr>
+          <w:i w:val="1"/>
+          <w:iCs w:val="1"/>
+          <w:color w:val="595959"/>
+          <w:rtl w:val="0"/>
+        </w:rPr>
+        <w:t xml:space="preserve">LifeGuard </w:t>
+      </w:r>
+      <w:r>
+        <w:rPr>
+          <w:rFonts w:ascii="Calibri" w:cs="Calibri" w:eastAsia="Calibri" w:hAnsi="Calibri"/>
+          <w:b w:val="0"/>
+          <w:bCs w:val="0"/>
+          <w:i w:val="1"/>
+          <w:iCs w:val="1"/>
+          <w:smallCaps w:val="0"/>
+          <w:strike w:val="0"/>
+          <w:color w:val="595959"/>
+          <w:sz w:val="22"/>
+          <w:szCs w:val="22"/>
+          <w:u w:val="none"/>
+          <w:shd w:fill="auto" w:val="clear"/>
+          <w:vertAlign w:val="baseline"/>
+          <w:rtl w:val="0"/>
+        </w:rPr>
+        <w:t xml:space="preserve"> B'UP. (2026). Matriz de Riesgos y Especificación de Arquitectura de Software para </w:t>
+      </w:r>
+      <w:r>
+        <w:rPr>
+          <w:i w:val="1"/>
+          <w:iCs w:val="1"/>
+          <w:color w:val="595959"/>
+          <w:rtl w:val="0"/>
+        </w:rPr>
+        <w:t xml:space="preserve">LifeGuard </w:t>
+      </w:r>
+      <w:r>
+        <w:rPr>
+          <w:rFonts w:ascii="Calibri" w:cs="Calibri" w:eastAsia="Calibri" w:hAnsi="Calibri"/>
+          <w:b w:val="0"/>
+          <w:bCs w:val="0"/>
+          <w:i w:val="1"/>
+          <w:iCs w:val="1"/>
+          <w:smallCaps w:val="0"/>
+          <w:strike w:val="0"/>
+          <w:color w:val="595959"/>
+          <w:sz w:val="22"/>
+          <w:szCs w:val="22"/>
+          <w:u w:val="none"/>
+          <w:shd w:fill="auto" w:val="clear"/>
+          <w:vertAlign w:val="baseline"/>
+          <w:rtl w:val="0"/>
+        </w:rPr>
+        <w:t xml:space="preserve"> B'UP. Documento técnico de proyecto.</w:t>
       </w:r>
     </w:p>
     <w:p>
@@ -8815,8 +9306,8 @@
         <w:spacing w:after="200" w:before="400" w:lineRule="auto"/>
         <w:rPr/>
       </w:pPr>
-      <w:bookmarkStart w:colFirst="0" w:colLast="0" w:name="_heading=h.p24hj3h6bf5b" w:id="26"/>
-      <w:bookmarkEnd w:id="26"/>
+      <w:bookmarkStart w:colFirst="0" w:colLast="0" w:name="_heading=h.p24hj3h6bf5b" w:id="24"/>
+      <w:bookmarkEnd w:id="24"/>
       <w:r>
         <w:rPr>
           <w:b w:val="1"/>
@@ -8851,7 +9342,7 @@
           <w:color w:val="595959"/>
           <w:rtl w:val="0"/>
         </w:rPr>
-        <w:t xml:space="preserve">Se adjuntan como evidencia complementaria: capturas del tablero Scrum del equipo, actas de las reuniones de Sprint Planning y Sprint Review, y el Acta de Constitución del Proyecto LifeGrid B'UP utilizada como documento base para este análisis.</w:t>
+        <w:t xml:space="preserve">Se adjuntan como evidencia complementaria: capturas del tablero Scrum del equipo, actas de las reuniones de Sprint Planning y Sprint Review, y el Acta de Constitución del Proyecto LifeGuard  B'UP utilizada como documento base para este análisis.</w:t>
       </w:r>
     </w:p>
     <w:tbl>
@@ -10419,7 +10910,7 @@
       </w:rPr>
       <w:t xml:space="preserve">Análisis de Caso – Metodología Scrum</w:t>
       <w:tab/>
-      <w:t xml:space="preserve">Proyecto LifeGrid B'UP – Plataforma Web Segura para la Gestión de Fichas Clínicas Electrónicas</w:t>
+      <w:t xml:space="preserve">Proyecto LifeGuard  B'UP – Plataforma Web Segura para la Gestión de Fichas Clínicas Electrónicas</w:t>
     </w:r>
     <w:r>
       <w:rPr>
@@ -10987,14 +11478,16 @@
   <w:docDefaults>
     <w:rPrDefault>
       <w:rPr>
-        <w:rFonts w:ascii="Calibri" w:cs="Calibri" w:eastAsia="Calibri" w:hAnsi="Calibri"/>
+        <w:rFonts w:ascii="Arial" w:cs="Arial" w:eastAsia="Arial" w:hAnsi="Arial"/>
         <w:sz w:val="22"/>
         <w:szCs w:val="22"/>
         <w:lang w:val="es-CL"/>
       </w:rPr>
     </w:rPrDefault>
     <w:pPrDefault>
-      <w:pPr/>
+      <w:pPr>
+        <w:spacing w:line="276" w:lineRule="auto"/>
+      </w:pPr>
     </w:pPrDefault>
   </w:docDefaults>
   <w:style w:type="table" w:styleId="TableNormal" w:default="1">
@@ -11016,36 +11509,14 @@
     <w:basedOn w:val="Normal"/>
     <w:next w:val="Normal"/>
     <w:pPr>
-      <w:keepNext w:val="0"/>
-      <w:keepLines w:val="0"/>
+      <w:keepNext w:val="1"/>
+      <w:keepLines w:val="1"/>
       <w:pageBreakBefore w:val="0"/>
-      <w:widowControl w:val="1"/>
-      <w:pBdr>
-        <w:top w:space="0" w:sz="0" w:val="nil"/>
-        <w:left w:space="0" w:sz="0" w:val="nil"/>
-        <w:bottom w:space="0" w:sz="0" w:val="nil"/>
-        <w:right w:space="0" w:sz="0" w:val="nil"/>
-        <w:between w:space="0" w:sz="0" w:val="nil"/>
-      </w:pBdr>
-      <w:shd w:fill="auto" w:val="clear"/>
-      <w:spacing w:after="0" w:before="0" w:line="240" w:lineRule="auto"/>
-      <w:ind w:left="0" w:right="0" w:firstLine="0"/>
-      <w:jc w:val="left"/>
+      <w:spacing w:after="120" w:before="400" w:lineRule="auto"/>
     </w:pPr>
     <w:rPr>
-      <w:rFonts w:ascii="Calibri" w:cs="Calibri" w:eastAsia="Calibri" w:hAnsi="Calibri"/>
-      <w:b w:val="0"/>
-      <w:bCs w:val="0"/>
-      <w:i w:val="0"/>
-      <w:iCs w:val="0"/>
-      <w:smallCaps w:val="0"/>
-      <w:strike w:val="0"/>
-      <w:color w:val="2e74b5"/>
-      <w:sz w:val="32"/>
-      <w:szCs w:val="32"/>
-      <w:u w:val="none"/>
-      <w:shd w:fill="auto" w:val="clear"/>
-      <w:vertAlign w:val="baseline"/>
+      <w:sz w:val="40"/>
+      <w:szCs w:val="40"/>
     </w:rPr>
   </w:style>
   <w:style w:type="paragraph" w:styleId="Heading2">
@@ -11053,36 +11524,16 @@
     <w:basedOn w:val="Normal"/>
     <w:next w:val="Normal"/>
     <w:pPr>
-      <w:keepNext w:val="0"/>
-      <w:keepLines w:val="0"/>
+      <w:keepNext w:val="1"/>
+      <w:keepLines w:val="1"/>
       <w:pageBreakBefore w:val="0"/>
-      <w:widowControl w:val="1"/>
-      <w:pBdr>
-        <w:top w:space="0" w:sz="0" w:val="nil"/>
-        <w:left w:space="0" w:sz="0" w:val="nil"/>
-        <w:bottom w:space="0" w:sz="0" w:val="nil"/>
-        <w:right w:space="0" w:sz="0" w:val="nil"/>
-        <w:between w:space="0" w:sz="0" w:val="nil"/>
-      </w:pBdr>
-      <w:shd w:fill="auto" w:val="clear"/>
-      <w:spacing w:after="0" w:before="0" w:line="240" w:lineRule="auto"/>
-      <w:ind w:left="0" w:right="0" w:firstLine="0"/>
-      <w:jc w:val="left"/>
+      <w:spacing w:after="120" w:before="360" w:lineRule="auto"/>
     </w:pPr>
     <w:rPr>
-      <w:rFonts w:ascii="Calibri" w:cs="Calibri" w:eastAsia="Calibri" w:hAnsi="Calibri"/>
       <w:b w:val="0"/>
       <w:bCs w:val="0"/>
-      <w:i w:val="0"/>
-      <w:iCs w:val="0"/>
-      <w:smallCaps w:val="0"/>
-      <w:strike w:val="0"/>
-      <w:color w:val="2e74b5"/>
-      <w:sz w:val="26"/>
-      <w:szCs w:val="26"/>
-      <w:u w:val="none"/>
-      <w:shd w:fill="auto" w:val="clear"/>
-      <w:vertAlign w:val="baseline"/>
+      <w:sz w:val="32"/>
+      <w:szCs w:val="32"/>
     </w:rPr>
   </w:style>
   <w:style w:type="paragraph" w:styleId="Heading3">
@@ -11090,36 +11541,17 @@
     <w:basedOn w:val="Normal"/>
     <w:next w:val="Normal"/>
     <w:pPr>
-      <w:keepNext w:val="0"/>
-      <w:keepLines w:val="0"/>
+      <w:keepNext w:val="1"/>
+      <w:keepLines w:val="1"/>
       <w:pageBreakBefore w:val="0"/>
-      <w:widowControl w:val="1"/>
-      <w:pBdr>
-        <w:top w:space="0" w:sz="0" w:val="nil"/>
-        <w:left w:space="0" w:sz="0" w:val="nil"/>
-        <w:bottom w:space="0" w:sz="0" w:val="nil"/>
-        <w:right w:space="0" w:sz="0" w:val="nil"/>
-        <w:between w:space="0" w:sz="0" w:val="nil"/>
-      </w:pBdr>
-      <w:shd w:fill="auto" w:val="clear"/>
-      <w:spacing w:after="0" w:before="0" w:line="240" w:lineRule="auto"/>
-      <w:ind w:left="0" w:right="0" w:firstLine="0"/>
-      <w:jc w:val="left"/>
+      <w:spacing w:after="80" w:before="320" w:lineRule="auto"/>
     </w:pPr>
     <w:rPr>
-      <w:rFonts w:ascii="Calibri" w:cs="Calibri" w:eastAsia="Calibri" w:hAnsi="Calibri"/>
       <w:b w:val="0"/>
       <w:bCs w:val="0"/>
-      <w:i w:val="0"/>
-      <w:iCs w:val="0"/>
-      <w:smallCaps w:val="0"/>
-      <w:strike w:val="0"/>
-      <w:color w:val="1f4d78"/>
-      <w:sz w:val="24"/>
-      <w:szCs w:val="24"/>
-      <w:u w:val="none"/>
-      <w:shd w:fill="auto" w:val="clear"/>
-      <w:vertAlign w:val="baseline"/>
+      <w:color w:val="434343"/>
+      <w:sz w:val="28"/>
+      <w:szCs w:val="28"/>
     </w:rPr>
   </w:style>
   <w:style w:type="paragraph" w:styleId="Heading4">
@@ -11127,36 +11559,15 @@
     <w:basedOn w:val="Normal"/>
     <w:next w:val="Normal"/>
     <w:pPr>
-      <w:keepNext w:val="0"/>
-      <w:keepLines w:val="0"/>
+      <w:keepNext w:val="1"/>
+      <w:keepLines w:val="1"/>
       <w:pageBreakBefore w:val="0"/>
-      <w:widowControl w:val="1"/>
-      <w:pBdr>
-        <w:top w:space="0" w:sz="0" w:val="nil"/>
-        <w:left w:space="0" w:sz="0" w:val="nil"/>
-        <w:bottom w:space="0" w:sz="0" w:val="nil"/>
-        <w:right w:space="0" w:sz="0" w:val="nil"/>
-        <w:between w:space="0" w:sz="0" w:val="nil"/>
-      </w:pBdr>
-      <w:shd w:fill="auto" w:val="clear"/>
-      <w:spacing w:after="0" w:before="0" w:line="240" w:lineRule="auto"/>
-      <w:ind w:left="0" w:right="0" w:firstLine="0"/>
-      <w:jc w:val="left"/>
+      <w:spacing w:after="80" w:before="280" w:lineRule="auto"/>
     </w:pPr>
     <w:rPr>
-      <w:rFonts w:ascii="Calibri" w:cs="Calibri" w:eastAsia="Calibri" w:hAnsi="Calibri"/>
-      <w:b w:val="0"/>
-      <w:bCs w:val="0"/>
-      <w:i w:val="1"/>
-      <w:iCs w:val="1"/>
-      <w:smallCaps w:val="0"/>
-      <w:strike w:val="0"/>
-      <w:color w:val="2e74b5"/>
-      <w:sz w:val="22"/>
-      <w:szCs w:val="22"/>
-      <w:u w:val="none"/>
-      <w:shd w:fill="auto" w:val="clear"/>
-      <w:vertAlign w:val="baseline"/>
+      <w:color w:val="666666"/>
+      <w:sz w:val="24"/>
+      <w:szCs w:val="24"/>
     </w:rPr>
   </w:style>
   <w:style w:type="paragraph" w:styleId="Heading5">
@@ -11164,36 +11575,15 @@
     <w:basedOn w:val="Normal"/>
     <w:next w:val="Normal"/>
     <w:pPr>
-      <w:keepNext w:val="0"/>
-      <w:keepLines w:val="0"/>
+      <w:keepNext w:val="1"/>
+      <w:keepLines w:val="1"/>
       <w:pageBreakBefore w:val="0"/>
-      <w:widowControl w:val="1"/>
-      <w:pBdr>
-        <w:top w:space="0" w:sz="0" w:val="nil"/>
-        <w:left w:space="0" w:sz="0" w:val="nil"/>
-        <w:bottom w:space="0" w:sz="0" w:val="nil"/>
-        <w:right w:space="0" w:sz="0" w:val="nil"/>
-        <w:between w:space="0" w:sz="0" w:val="nil"/>
-      </w:pBdr>
-      <w:shd w:fill="auto" w:val="clear"/>
-      <w:spacing w:after="0" w:before="0" w:line="240" w:lineRule="auto"/>
-      <w:ind w:left="0" w:right="0" w:firstLine="0"/>
-      <w:jc w:val="left"/>
+      <w:spacing w:after="80" w:before="240" w:lineRule="auto"/>
     </w:pPr>
     <w:rPr>
-      <w:rFonts w:ascii="Calibri" w:cs="Calibri" w:eastAsia="Calibri" w:hAnsi="Calibri"/>
-      <w:b w:val="0"/>
-      <w:bCs w:val="0"/>
-      <w:i w:val="0"/>
-      <w:iCs w:val="0"/>
-      <w:smallCaps w:val="0"/>
-      <w:strike w:val="0"/>
-      <w:color w:val="2e74b5"/>
+      <w:color w:val="666666"/>
       <w:sz w:val="22"/>
       <w:szCs w:val="22"/>
-      <w:u w:val="none"/>
-      <w:shd w:fill="auto" w:val="clear"/>
-      <w:vertAlign w:val="baseline"/>
     </w:rPr>
   </w:style>
   <w:style w:type="paragraph" w:styleId="Heading6">
@@ -11201,36 +11591,17 @@
     <w:basedOn w:val="Normal"/>
     <w:next w:val="Normal"/>
     <w:pPr>
-      <w:keepNext w:val="0"/>
-      <w:keepLines w:val="0"/>
+      <w:keepNext w:val="1"/>
+      <w:keepLines w:val="1"/>
       <w:pageBreakBefore w:val="0"/>
-      <w:widowControl w:val="1"/>
-      <w:pBdr>
-        <w:top w:space="0" w:sz="0" w:val="nil"/>
-        <w:left w:space="0" w:sz="0" w:val="nil"/>
-        <w:bottom w:space="0" w:sz="0" w:val="nil"/>
-        <w:right w:space="0" w:sz="0" w:val="nil"/>
-        <w:between w:space="0" w:sz="0" w:val="nil"/>
-      </w:pBdr>
-      <w:shd w:fill="auto" w:val="clear"/>
-      <w:spacing w:after="0" w:before="0" w:line="240" w:lineRule="auto"/>
-      <w:ind w:left="0" w:right="0" w:firstLine="0"/>
-      <w:jc w:val="left"/>
+      <w:spacing w:after="80" w:before="240" w:lineRule="auto"/>
     </w:pPr>
     <w:rPr>
-      <w:rFonts w:ascii="Calibri" w:cs="Calibri" w:eastAsia="Calibri" w:hAnsi="Calibri"/>
-      <w:b w:val="0"/>
-      <w:bCs w:val="0"/>
-      <w:i w:val="0"/>
-      <w:iCs w:val="0"/>
-      <w:smallCaps w:val="0"/>
-      <w:strike w:val="0"/>
-      <w:color w:val="1f4d78"/>
+      <w:i w:val="1"/>
+      <w:iCs w:val="1"/>
+      <w:color w:val="666666"/>
       <w:sz w:val="22"/>
       <w:szCs w:val="22"/>
-      <w:u w:val="none"/>
-      <w:shd w:fill="auto" w:val="clear"/>
-      <w:vertAlign w:val="baseline"/>
     </w:rPr>
   </w:style>
   <w:style w:type="paragraph" w:styleId="Title">
@@ -11238,36 +11609,14 @@
     <w:basedOn w:val="Normal"/>
     <w:next w:val="Normal"/>
     <w:pPr>
-      <w:keepNext w:val="0"/>
-      <w:keepLines w:val="0"/>
+      <w:keepNext w:val="1"/>
+      <w:keepLines w:val="1"/>
       <w:pageBreakBefore w:val="0"/>
-      <w:widowControl w:val="1"/>
-      <w:pBdr>
-        <w:top w:space="0" w:sz="0" w:val="nil"/>
-        <w:left w:space="0" w:sz="0" w:val="nil"/>
-        <w:bottom w:space="0" w:sz="0" w:val="nil"/>
-        <w:right w:space="0" w:sz="0" w:val="nil"/>
-        <w:between w:space="0" w:sz="0" w:val="nil"/>
-      </w:pBdr>
-      <w:shd w:fill="auto" w:val="clear"/>
-      <w:spacing w:after="0" w:before="0" w:line="240" w:lineRule="auto"/>
-      <w:ind w:left="0" w:right="0" w:firstLine="0"/>
-      <w:jc w:val="left"/>
+      <w:spacing w:after="60" w:before="0" w:lineRule="auto"/>
     </w:pPr>
     <w:rPr>
-      <w:rFonts w:ascii="Calibri" w:cs="Calibri" w:eastAsia="Calibri" w:hAnsi="Calibri"/>
-      <w:b w:val="0"/>
-      <w:bCs w:val="0"/>
-      <w:i w:val="0"/>
-      <w:iCs w:val="0"/>
-      <w:smallCaps w:val="0"/>
-      <w:strike w:val="0"/>
-      <w:color w:val="000000"/>
-      <w:sz w:val="56"/>
-      <w:szCs w:val="56"/>
-      <w:u w:val="none"/>
-      <w:shd w:fill="auto" w:val="clear"/>
-      <w:vertAlign w:val="baseline"/>
+      <w:sz w:val="52"/>
+      <w:szCs w:val="52"/>
     </w:rPr>
   </w:style>
   <w:style w:type="character" w:styleId="Fuentedeprrafopredeter" w:default="1">
@@ -11424,15 +11773,15 @@
       <w:keepNext w:val="1"/>
       <w:keepLines w:val="1"/>
       <w:pageBreakBefore w:val="0"/>
-      <w:spacing w:after="80" w:before="360" w:lineRule="auto"/>
+      <w:spacing w:after="320" w:before="0" w:lineRule="auto"/>
     </w:pPr>
     <w:rPr>
-      <w:rFonts w:ascii="Georgia" w:cs="Georgia" w:eastAsia="Georgia" w:hAnsi="Georgia"/>
-      <w:i w:val="1"/>
-      <w:iCs w:val="1"/>
+      <w:rFonts w:ascii="Arial" w:cs="Arial" w:eastAsia="Arial" w:hAnsi="Arial"/>
+      <w:i w:val="0"/>
+      <w:iCs w:val="0"/>
       <w:color w:val="666666"/>
-      <w:sz w:val="48"/>
-      <w:szCs w:val="48"/>
+      <w:sz w:val="30"/>
+      <w:szCs w:val="30"/>
     </w:rPr>
   </w:style>
   <w:style w:type="table" w:styleId="Table1">
@@ -11885,7 +12234,7 @@
 
 <file path=customXML/item1.xml><?xml version="1.0" encoding="utf-8"?>
 <go:gDocsCustomXmlDataStorage xmlns:go="http://customooxmlschemas.google.com/" xmlns:r="http://schemas.openxmlformats.org/officeDocument/2006/relationships" uri="GoogleDocsCustomDataVersion2">
-  <go:docsCustomData xmlns:go="http://customooxmlschemas.google.com/" roundtripDataSignature="AMtx7miyX+qZr6358GoRWiXUT09qSxABAg==">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</go:docsCustomData>
+  <go:docsCustomData xmlns:go="http://customooxmlschemas.google.com/" roundtripDataSignature="AMtx7mjibZSsmS94oaFfQcWPzuQ+uK+D/A==">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</go:docsCustomData>
 </go:gDocsCustomXmlDataStorage>
 </file>
 
